--- a/microsservicos-mutation-score.docx
+++ b/microsservicos-mutation-score.docx
@@ -90,20 +90,19 @@
         <w:tc>
           <w:tcPr>
             <w:tcW w:type="dxa" w:w="7266"/>
-            <w:shd w:fill="2F5496" w:color="auto" w:val="clear"/>
-            <w:tcMar>
-              <w:top w:type="dxa" w:w="60"/>
-              <w:left w:type="dxa" w:w="100"/>
-              <w:bottom w:type="dxa" w:w="60"/>
-              <w:right w:type="dxa" w:w="100"/>
-            </w:tcMar>
-          </w:tcPr>
-          <w:p>
-            <w:r>
-              <w:rPr>
-                <w:b/>
-                <w:bCs/>
-                <w:color w:val="FFFFFF"/>
+            <w:shd w:fill="F2F2F2" w:color="auto" w:val="clear"/>
+            <w:tcMar>
+              <w:top w:type="dxa" w:w="60"/>
+              <w:left w:type="dxa" w:w="100"/>
+              <w:bottom w:type="dxa" w:w="60"/>
+              <w:right w:type="dxa" w:w="100"/>
+            </w:tcMar>
+          </w:tcPr>
+          <w:p>
+            <w:r>
+              <w:rPr>
+                <w:b/>
+                <w:bCs/>
                 <w:sz w:val="20"/>
                 <w:szCs w:val="20"/>
               </w:rPr>
@@ -114,20 +113,19 @@
         <w:tc>
           <w:tcPr>
             <w:tcW w:type="dxa" w:w="1600"/>
-            <w:shd w:fill="2F5496" w:color="auto" w:val="clear"/>
-            <w:tcMar>
-              <w:top w:type="dxa" w:w="60"/>
-              <w:left w:type="dxa" w:w="100"/>
-              <w:bottom w:type="dxa" w:w="60"/>
-              <w:right w:type="dxa" w:w="100"/>
-            </w:tcMar>
-          </w:tcPr>
-          <w:p>
-            <w:r>
-              <w:rPr>
-                <w:b/>
-                <w:bCs/>
-                <w:color w:val="FFFFFF"/>
+            <w:shd w:fill="F2F2F2" w:color="auto" w:val="clear"/>
+            <w:tcMar>
+              <w:top w:type="dxa" w:w="60"/>
+              <w:left w:type="dxa" w:w="100"/>
+              <w:bottom w:type="dxa" w:w="60"/>
+              <w:right w:type="dxa" w:w="100"/>
+            </w:tcMar>
+          </w:tcPr>
+          <w:p>
+            <w:r>
+              <w:rPr>
+                <w:b/>
+                <w:bCs/>
                 <w:sz w:val="20"/>
                 <w:szCs w:val="20"/>
               </w:rPr>
@@ -138,20 +136,19 @@
         <w:tc>
           <w:tcPr>
             <w:tcW w:type="dxa" w:w="1600"/>
-            <w:shd w:fill="2F5496" w:color="auto" w:val="clear"/>
-            <w:tcMar>
-              <w:top w:type="dxa" w:w="60"/>
-              <w:left w:type="dxa" w:w="100"/>
-              <w:bottom w:type="dxa" w:w="60"/>
-              <w:right w:type="dxa" w:w="100"/>
-            </w:tcMar>
-          </w:tcPr>
-          <w:p>
-            <w:r>
-              <w:rPr>
-                <w:b/>
-                <w:bCs/>
-                <w:color w:val="FFFFFF"/>
+            <w:shd w:fill="F2F2F2" w:color="auto" w:val="clear"/>
+            <w:tcMar>
+              <w:top w:type="dxa" w:w="60"/>
+              <w:left w:type="dxa" w:w="100"/>
+              <w:bottom w:type="dxa" w:w="60"/>
+              <w:right w:type="dxa" w:w="100"/>
+            </w:tcMar>
+          </w:tcPr>
+          <w:p>
+            <w:r>
+              <w:rPr>
+                <w:b/>
+                <w:bCs/>
                 <w:sz w:val="20"/>
                 <w:szCs w:val="20"/>
               </w:rPr>
@@ -505,20 +502,19 @@
         <w:tc>
           <w:tcPr>
             <w:tcW w:type="dxa" w:w="3266"/>
-            <w:shd w:fill="2F5496" w:color="auto" w:val="clear"/>
-            <w:tcMar>
-              <w:top w:type="dxa" w:w="60"/>
-              <w:left w:type="dxa" w:w="100"/>
-              <w:bottom w:type="dxa" w:w="60"/>
-              <w:right w:type="dxa" w:w="100"/>
-            </w:tcMar>
-          </w:tcPr>
-          <w:p>
-            <w:r>
-              <w:rPr>
-                <w:b/>
-                <w:bCs/>
-                <w:color w:val="FFFFFF"/>
+            <w:shd w:fill="F2F2F2" w:color="auto" w:val="clear"/>
+            <w:tcMar>
+              <w:top w:type="dxa" w:w="60"/>
+              <w:left w:type="dxa" w:w="100"/>
+              <w:bottom w:type="dxa" w:w="60"/>
+              <w:right w:type="dxa" w:w="100"/>
+            </w:tcMar>
+          </w:tcPr>
+          <w:p>
+            <w:r>
+              <w:rPr>
+                <w:b/>
+                <w:bCs/>
                 <w:sz w:val="20"/>
                 <w:szCs w:val="20"/>
               </w:rPr>
@@ -529,20 +525,19 @@
         <w:tc>
           <w:tcPr>
             <w:tcW w:type="dxa" w:w="1800"/>
-            <w:shd w:fill="2F5496" w:color="auto" w:val="clear"/>
-            <w:tcMar>
-              <w:top w:type="dxa" w:w="60"/>
-              <w:left w:type="dxa" w:w="100"/>
-              <w:bottom w:type="dxa" w:w="60"/>
-              <w:right w:type="dxa" w:w="100"/>
-            </w:tcMar>
-          </w:tcPr>
-          <w:p>
-            <w:r>
-              <w:rPr>
-                <w:b/>
-                <w:bCs/>
-                <w:color w:val="FFFFFF"/>
+            <w:shd w:fill="F2F2F2" w:color="auto" w:val="clear"/>
+            <w:tcMar>
+              <w:top w:type="dxa" w:w="60"/>
+              <w:left w:type="dxa" w:w="100"/>
+              <w:bottom w:type="dxa" w:w="60"/>
+              <w:right w:type="dxa" w:w="100"/>
+            </w:tcMar>
+          </w:tcPr>
+          <w:p>
+            <w:r>
+              <w:rPr>
+                <w:b/>
+                <w:bCs/>
                 <w:sz w:val="20"/>
                 <w:szCs w:val="20"/>
               </w:rPr>
@@ -553,20 +548,19 @@
         <w:tc>
           <w:tcPr>
             <w:tcW w:type="dxa" w:w="1600"/>
-            <w:shd w:fill="2F5496" w:color="auto" w:val="clear"/>
-            <w:tcMar>
-              <w:top w:type="dxa" w:w="60"/>
-              <w:left w:type="dxa" w:w="100"/>
-              <w:bottom w:type="dxa" w:w="60"/>
-              <w:right w:type="dxa" w:w="100"/>
-            </w:tcMar>
-          </w:tcPr>
-          <w:p>
-            <w:r>
-              <w:rPr>
-                <w:b/>
-                <w:bCs/>
-                <w:color w:val="FFFFFF"/>
+            <w:shd w:fill="F2F2F2" w:color="auto" w:val="clear"/>
+            <w:tcMar>
+              <w:top w:type="dxa" w:w="60"/>
+              <w:left w:type="dxa" w:w="100"/>
+              <w:bottom w:type="dxa" w:w="60"/>
+              <w:right w:type="dxa" w:w="100"/>
+            </w:tcMar>
+          </w:tcPr>
+          <w:p>
+            <w:r>
+              <w:rPr>
+                <w:b/>
+                <w:bCs/>
                 <w:sz w:val="20"/>
                 <w:szCs w:val="20"/>
               </w:rPr>
@@ -577,20 +571,19 @@
         <w:tc>
           <w:tcPr>
             <w:tcW w:type="dxa" w:w="1900"/>
-            <w:shd w:fill="2F5496" w:color="auto" w:val="clear"/>
-            <w:tcMar>
-              <w:top w:type="dxa" w:w="60"/>
-              <w:left w:type="dxa" w:w="100"/>
-              <w:bottom w:type="dxa" w:w="60"/>
-              <w:right w:type="dxa" w:w="100"/>
-            </w:tcMar>
-          </w:tcPr>
-          <w:p>
-            <w:r>
-              <w:rPr>
-                <w:b/>
-                <w:bCs/>
-                <w:color w:val="FFFFFF"/>
+            <w:shd w:fill="F2F2F2" w:color="auto" w:val="clear"/>
+            <w:tcMar>
+              <w:top w:type="dxa" w:w="60"/>
+              <w:left w:type="dxa" w:w="100"/>
+              <w:bottom w:type="dxa" w:w="60"/>
+              <w:right w:type="dxa" w:w="100"/>
+            </w:tcMar>
+          </w:tcPr>
+          <w:p>
+            <w:r>
+              <w:rPr>
+                <w:b/>
+                <w:bCs/>
                 <w:sz w:val="20"/>
                 <w:szCs w:val="20"/>
               </w:rPr>
@@ -601,20 +594,19 @@
         <w:tc>
           <w:tcPr>
             <w:tcW w:type="dxa" w:w="1900"/>
-            <w:shd w:fill="2F5496" w:color="auto" w:val="clear"/>
-            <w:tcMar>
-              <w:top w:type="dxa" w:w="60"/>
-              <w:left w:type="dxa" w:w="100"/>
-              <w:bottom w:type="dxa" w:w="60"/>
-              <w:right w:type="dxa" w:w="100"/>
-            </w:tcMar>
-          </w:tcPr>
-          <w:p>
-            <w:r>
-              <w:rPr>
-                <w:b/>
-                <w:bCs/>
-                <w:color w:val="FFFFFF"/>
+            <w:shd w:fill="F2F2F2" w:color="auto" w:val="clear"/>
+            <w:tcMar>
+              <w:top w:type="dxa" w:w="60"/>
+              <w:left w:type="dxa" w:w="100"/>
+              <w:bottom w:type="dxa" w:w="60"/>
+              <w:right w:type="dxa" w:w="100"/>
+            </w:tcMar>
+          </w:tcPr>
+          <w:p>
+            <w:r>
+              <w:rPr>
+                <w:b/>
+                <w:bCs/>
                 <w:sz w:val="20"/>
                 <w:szCs w:val="20"/>
               </w:rPr>
@@ -1226,20 +1218,19 @@
         <w:tc>
           <w:tcPr>
             <w:tcW w:type="dxa" w:w="4466"/>
-            <w:shd w:fill="2F5496" w:color="auto" w:val="clear"/>
-            <w:tcMar>
-              <w:top w:type="dxa" w:w="60"/>
-              <w:left w:type="dxa" w:w="100"/>
-              <w:bottom w:type="dxa" w:w="60"/>
-              <w:right w:type="dxa" w:w="100"/>
-            </w:tcMar>
-          </w:tcPr>
-          <w:p>
-            <w:r>
-              <w:rPr>
-                <w:b/>
-                <w:bCs/>
-                <w:color w:val="FFFFFF"/>
+            <w:shd w:fill="F2F2F2" w:color="auto" w:val="clear"/>
+            <w:tcMar>
+              <w:top w:type="dxa" w:w="60"/>
+              <w:left w:type="dxa" w:w="100"/>
+              <w:bottom w:type="dxa" w:w="60"/>
+              <w:right w:type="dxa" w:w="100"/>
+            </w:tcMar>
+          </w:tcPr>
+          <w:p>
+            <w:r>
+              <w:rPr>
+                <w:b/>
+                <w:bCs/>
                 <w:sz w:val="20"/>
                 <w:szCs w:val="20"/>
               </w:rPr>
@@ -1250,20 +1241,19 @@
         <w:tc>
           <w:tcPr>
             <w:tcW w:type="dxa" w:w="3000"/>
-            <w:shd w:fill="2F5496" w:color="auto" w:val="clear"/>
-            <w:tcMar>
-              <w:top w:type="dxa" w:w="60"/>
-              <w:left w:type="dxa" w:w="100"/>
-              <w:bottom w:type="dxa" w:w="60"/>
-              <w:right w:type="dxa" w:w="100"/>
-            </w:tcMar>
-          </w:tcPr>
-          <w:p>
-            <w:r>
-              <w:rPr>
-                <w:b/>
-                <w:bCs/>
-                <w:color w:val="FFFFFF"/>
+            <w:shd w:fill="F2F2F2" w:color="auto" w:val="clear"/>
+            <w:tcMar>
+              <w:top w:type="dxa" w:w="60"/>
+              <w:left w:type="dxa" w:w="100"/>
+              <w:bottom w:type="dxa" w:w="60"/>
+              <w:right w:type="dxa" w:w="100"/>
+            </w:tcMar>
+          </w:tcPr>
+          <w:p>
+            <w:r>
+              <w:rPr>
+                <w:b/>
+                <w:bCs/>
                 <w:sz w:val="20"/>
                 <w:szCs w:val="20"/>
               </w:rPr>
@@ -1274,20 +1264,19 @@
         <w:tc>
           <w:tcPr>
             <w:tcW w:type="dxa" w:w="3000"/>
-            <w:shd w:fill="2F5496" w:color="auto" w:val="clear"/>
-            <w:tcMar>
-              <w:top w:type="dxa" w:w="60"/>
-              <w:left w:type="dxa" w:w="100"/>
-              <w:bottom w:type="dxa" w:w="60"/>
-              <w:right w:type="dxa" w:w="100"/>
-            </w:tcMar>
-          </w:tcPr>
-          <w:p>
-            <w:r>
-              <w:rPr>
-                <w:b/>
-                <w:bCs/>
-                <w:color w:val="FFFFFF"/>
+            <w:shd w:fill="F2F2F2" w:color="auto" w:val="clear"/>
+            <w:tcMar>
+              <w:top w:type="dxa" w:w="60"/>
+              <w:left w:type="dxa" w:w="100"/>
+              <w:bottom w:type="dxa" w:w="60"/>
+              <w:right w:type="dxa" w:w="100"/>
+            </w:tcMar>
+          </w:tcPr>
+          <w:p>
+            <w:r>
+              <w:rPr>
+                <w:b/>
+                <w:bCs/>
                 <w:sz w:val="20"/>
                 <w:szCs w:val="20"/>
               </w:rPr>
@@ -2035,20 +2024,19 @@
         <w:tc>
           <w:tcPr>
             <w:tcW w:type="dxa" w:w="3866"/>
-            <w:shd w:fill="2F5496" w:color="auto" w:val="clear"/>
-            <w:tcMar>
-              <w:top w:type="dxa" w:w="60"/>
-              <w:left w:type="dxa" w:w="100"/>
-              <w:bottom w:type="dxa" w:w="60"/>
-              <w:right w:type="dxa" w:w="100"/>
-            </w:tcMar>
-          </w:tcPr>
-          <w:p>
-            <w:r>
-              <w:rPr>
-                <w:b/>
-                <w:bCs/>
-                <w:color w:val="FFFFFF"/>
+            <w:shd w:fill="F2F2F2" w:color="auto" w:val="clear"/>
+            <w:tcMar>
+              <w:top w:type="dxa" w:w="60"/>
+              <w:left w:type="dxa" w:w="100"/>
+              <w:bottom w:type="dxa" w:w="60"/>
+              <w:right w:type="dxa" w:w="100"/>
+            </w:tcMar>
+          </w:tcPr>
+          <w:p>
+            <w:r>
+              <w:rPr>
+                <w:b/>
+                <w:bCs/>
                 <w:sz w:val="20"/>
                 <w:szCs w:val="20"/>
               </w:rPr>
@@ -2059,20 +2047,19 @@
         <w:tc>
           <w:tcPr>
             <w:tcW w:type="dxa" w:w="2000"/>
-            <w:shd w:fill="2F5496" w:color="auto" w:val="clear"/>
-            <w:tcMar>
-              <w:top w:type="dxa" w:w="60"/>
-              <w:left w:type="dxa" w:w="100"/>
-              <w:bottom w:type="dxa" w:w="60"/>
-              <w:right w:type="dxa" w:w="100"/>
-            </w:tcMar>
-          </w:tcPr>
-          <w:p>
-            <w:r>
-              <w:rPr>
-                <w:b/>
-                <w:bCs/>
-                <w:color w:val="FFFFFF"/>
+            <w:shd w:fill="F2F2F2" w:color="auto" w:val="clear"/>
+            <w:tcMar>
+              <w:top w:type="dxa" w:w="60"/>
+              <w:left w:type="dxa" w:w="100"/>
+              <w:bottom w:type="dxa" w:w="60"/>
+              <w:right w:type="dxa" w:w="100"/>
+            </w:tcMar>
+          </w:tcPr>
+          <w:p>
+            <w:r>
+              <w:rPr>
+                <w:b/>
+                <w:bCs/>
                 <w:sz w:val="20"/>
                 <w:szCs w:val="20"/>
               </w:rPr>
@@ -2083,20 +2070,19 @@
         <w:tc>
           <w:tcPr>
             <w:tcW w:type="dxa" w:w="4600"/>
-            <w:shd w:fill="2F5496" w:color="auto" w:val="clear"/>
-            <w:tcMar>
-              <w:top w:type="dxa" w:w="60"/>
-              <w:left w:type="dxa" w:w="100"/>
-              <w:bottom w:type="dxa" w:w="60"/>
-              <w:right w:type="dxa" w:w="100"/>
-            </w:tcMar>
-          </w:tcPr>
-          <w:p>
-            <w:r>
-              <w:rPr>
-                <w:b/>
-                <w:bCs/>
-                <w:color w:val="FFFFFF"/>
+            <w:shd w:fill="F2F2F2" w:color="auto" w:val="clear"/>
+            <w:tcMar>
+              <w:top w:type="dxa" w:w="60"/>
+              <w:left w:type="dxa" w:w="100"/>
+              <w:bottom w:type="dxa" w:w="60"/>
+              <w:right w:type="dxa" w:w="100"/>
+            </w:tcMar>
+          </w:tcPr>
+          <w:p>
+            <w:r>
+              <w:rPr>
+                <w:b/>
+                <w:bCs/>
                 <w:sz w:val="20"/>
                 <w:szCs w:val="20"/>
               </w:rPr>
@@ -2406,20 +2392,19 @@
         <w:tc>
           <w:tcPr>
             <w:tcW w:type="dxa" w:w="5266"/>
-            <w:shd w:fill="2F5496" w:color="auto" w:val="clear"/>
-            <w:tcMar>
-              <w:top w:type="dxa" w:w="60"/>
-              <w:left w:type="dxa" w:w="100"/>
-              <w:bottom w:type="dxa" w:w="60"/>
-              <w:right w:type="dxa" w:w="100"/>
-            </w:tcMar>
-          </w:tcPr>
-          <w:p>
-            <w:r>
-              <w:rPr>
-                <w:b/>
-                <w:bCs/>
-                <w:color w:val="FFFFFF"/>
+            <w:shd w:fill="F2F2F2" w:color="auto" w:val="clear"/>
+            <w:tcMar>
+              <w:top w:type="dxa" w:w="60"/>
+              <w:left w:type="dxa" w:w="100"/>
+              <w:bottom w:type="dxa" w:w="60"/>
+              <w:right w:type="dxa" w:w="100"/>
+            </w:tcMar>
+          </w:tcPr>
+          <w:p>
+            <w:r>
+              <w:rPr>
+                <w:b/>
+                <w:bCs/>
                 <w:sz w:val="20"/>
                 <w:szCs w:val="20"/>
               </w:rPr>
@@ -2430,20 +2415,19 @@
         <w:tc>
           <w:tcPr>
             <w:tcW w:type="dxa" w:w="1400"/>
-            <w:shd w:fill="2F5496" w:color="auto" w:val="clear"/>
-            <w:tcMar>
-              <w:top w:type="dxa" w:w="60"/>
-              <w:left w:type="dxa" w:w="100"/>
-              <w:bottom w:type="dxa" w:w="60"/>
-              <w:right w:type="dxa" w:w="100"/>
-            </w:tcMar>
-          </w:tcPr>
-          <w:p>
-            <w:r>
-              <w:rPr>
-                <w:b/>
-                <w:bCs/>
-                <w:color w:val="FFFFFF"/>
+            <w:shd w:fill="F2F2F2" w:color="auto" w:val="clear"/>
+            <w:tcMar>
+              <w:top w:type="dxa" w:w="60"/>
+              <w:left w:type="dxa" w:w="100"/>
+              <w:bottom w:type="dxa" w:w="60"/>
+              <w:right w:type="dxa" w:w="100"/>
+            </w:tcMar>
+          </w:tcPr>
+          <w:p>
+            <w:r>
+              <w:rPr>
+                <w:b/>
+                <w:bCs/>
                 <w:sz w:val="20"/>
                 <w:szCs w:val="20"/>
               </w:rPr>
@@ -2454,20 +2438,19 @@
         <w:tc>
           <w:tcPr>
             <w:tcW w:type="dxa" w:w="1300"/>
-            <w:shd w:fill="2F5496" w:color="auto" w:val="clear"/>
-            <w:tcMar>
-              <w:top w:type="dxa" w:w="60"/>
-              <w:left w:type="dxa" w:w="100"/>
-              <w:bottom w:type="dxa" w:w="60"/>
-              <w:right w:type="dxa" w:w="100"/>
-            </w:tcMar>
-          </w:tcPr>
-          <w:p>
-            <w:r>
-              <w:rPr>
-                <w:b/>
-                <w:bCs/>
-                <w:color w:val="FFFFFF"/>
+            <w:shd w:fill="F2F2F2" w:color="auto" w:val="clear"/>
+            <w:tcMar>
+              <w:top w:type="dxa" w:w="60"/>
+              <w:left w:type="dxa" w:w="100"/>
+              <w:bottom w:type="dxa" w:w="60"/>
+              <w:right w:type="dxa" w:w="100"/>
+            </w:tcMar>
+          </w:tcPr>
+          <w:p>
+            <w:r>
+              <w:rPr>
+                <w:b/>
+                <w:bCs/>
                 <w:sz w:val="20"/>
                 <w:szCs w:val="20"/>
               </w:rPr>
@@ -2478,20 +2461,19 @@
         <w:tc>
           <w:tcPr>
             <w:tcW w:type="dxa" w:w="1500"/>
-            <w:shd w:fill="2F5496" w:color="auto" w:val="clear"/>
-            <w:tcMar>
-              <w:top w:type="dxa" w:w="60"/>
-              <w:left w:type="dxa" w:w="100"/>
-              <w:bottom w:type="dxa" w:w="60"/>
-              <w:right w:type="dxa" w:w="100"/>
-            </w:tcMar>
-          </w:tcPr>
-          <w:p>
-            <w:r>
-              <w:rPr>
-                <w:b/>
-                <w:bCs/>
-                <w:color w:val="FFFFFF"/>
+            <w:shd w:fill="F2F2F2" w:color="auto" w:val="clear"/>
+            <w:tcMar>
+              <w:top w:type="dxa" w:w="60"/>
+              <w:left w:type="dxa" w:w="100"/>
+              <w:bottom w:type="dxa" w:w="60"/>
+              <w:right w:type="dxa" w:w="100"/>
+            </w:tcMar>
+          </w:tcPr>
+          <w:p>
+            <w:r>
+              <w:rPr>
+                <w:b/>
+                <w:bCs/>
                 <w:sz w:val="20"/>
                 <w:szCs w:val="20"/>
               </w:rPr>
@@ -2502,20 +2484,19 @@
         <w:tc>
           <w:tcPr>
             <w:tcW w:type="dxa" w:w="1500"/>
-            <w:shd w:fill="2F5496" w:color="auto" w:val="clear"/>
-            <w:tcMar>
-              <w:top w:type="dxa" w:w="60"/>
-              <w:left w:type="dxa" w:w="100"/>
-              <w:bottom w:type="dxa" w:w="60"/>
-              <w:right w:type="dxa" w:w="100"/>
-            </w:tcMar>
-          </w:tcPr>
-          <w:p>
-            <w:r>
-              <w:rPr>
-                <w:b/>
-                <w:bCs/>
-                <w:color w:val="FFFFFF"/>
+            <w:shd w:fill="F2F2F2" w:color="auto" w:val="clear"/>
+            <w:tcMar>
+              <w:top w:type="dxa" w:w="60"/>
+              <w:left w:type="dxa" w:w="100"/>
+              <w:bottom w:type="dxa" w:w="60"/>
+              <w:right w:type="dxa" w:w="100"/>
+            </w:tcMar>
+          </w:tcPr>
+          <w:p>
+            <w:r>
+              <w:rPr>
+                <w:b/>
+                <w:bCs/>
                 <w:sz w:val="20"/>
                 <w:szCs w:val="20"/>
               </w:rPr>
@@ -3342,7 +3323,7 @@
     <w:next w:val="Normal"/>
     <w:qFormat/>
     <w:rPr>
-      <w:color w:val="2E74B5"/>
+      <w:color w:val="auto"/>
       <w:sz w:val="32"/>
       <w:szCs w:val="32"/>
     </w:rPr>
@@ -3353,7 +3334,7 @@
     <w:next w:val="Normal"/>
     <w:qFormat/>
     <w:rPr>
-      <w:color w:val="2E74B5"/>
+      <w:color w:val="auto"/>
       <w:sz w:val="26"/>
       <w:szCs w:val="26"/>
     </w:rPr>
@@ -3364,7 +3345,7 @@
     <w:next w:val="Normal"/>
     <w:qFormat/>
     <w:rPr>
-      <w:color w:val="1F4D78"/>
+      <w:color w:val="auto"/>
       <w:sz w:val="24"/>
       <w:szCs w:val="24"/>
     </w:rPr>
@@ -3377,7 +3358,7 @@
     <w:rPr>
       <w:i/>
       <w:iCs/>
-      <w:color w:val="2E74B5"/>
+      <w:color w:val="auto"/>
     </w:rPr>
   </w:style>
   <w:style w:type="paragraph" w:styleId="Heading5">
@@ -3386,7 +3367,7 @@
     <w:next w:val="Normal"/>
     <w:qFormat/>
     <w:rPr>
-      <w:color w:val="2E74B5"/>
+      <w:color w:val="auto"/>
     </w:rPr>
   </w:style>
   <w:style w:type="paragraph" w:styleId="Heading6">
@@ -3395,7 +3376,7 @@
     <w:next w:val="Normal"/>
     <w:qFormat/>
     <w:rPr>
-      <w:color w:val="1F4D78"/>
+      <w:color w:val="auto"/>
     </w:rPr>
   </w:style>
   <w:style w:type="paragraph" w:styleId="Strong">
@@ -3419,7 +3400,7 @@
     <w:uiPriority w:val="99"/>
     <w:unhideWhenUsed/>
     <w:rPr>
-      <w:color w:val="0563C1"/>
+      <w:color w:val="auto"/>
       <w:u w:val="single"/>
     </w:rPr>
   </w:style>
